--- a/docs/Branivo-Targovska-Oferta.docx
+++ b/docs/Branivo-Targovska-Oferta.docx
@@ -89,7 +89,7 @@
           <w:color w:val="555555"/>
           <w:sz w:val="22"/>
         </w:rPr>
-        <w:t>Стефан &amp; Марио</w:t>
+        <w:t>________________</w:t>
       </w:r>
     </w:p>
     <w:p>
@@ -347,13 +347,14 @@
             <w:pPr>
               <w:jc w:val="left"/>
             </w:pPr>
-            <w:r/>
+            <w:r>
+              <w:t>Задължителна застраховка ГО, мулти-тенант платформа, мобилно приложение, уеб панел, плащания</w:t>
+            </w:r>
             <w:r>
               <w:rPr>
                 <w:b w:val="0"/>
                 <w:sz w:val="18"/>
               </w:rPr>
-              <w:t>ГО, България — core платформа</w:t>
             </w:r>
           </w:p>
         </w:tc>
@@ -717,13 +718,8 @@
             <w:pPr>
               <w:jc w:val="left"/>
             </w:pPr>
-            <w:r/>
             <w:r>
-              <w:rPr>
-                <w:b w:val="0"/>
-                <w:sz w:val="18"/>
-              </w:rPr>
-              <w:t>Каско, Fleet, BI, API tier</w:t>
+              <w:t>Каско застраховка, Apple Pay/Google Pay/Borica, биометричен и социален вход, физическа куриерска доставка, електронно подписване, управление на флийт, табло с анализи, програмен интерфейс за партньори (API), известяване при подновяване, ДКП, управление на щети</w:t>
             </w:r>
           </w:p>
         </w:tc>
@@ -1087,13 +1083,14 @@
             <w:pPr>
               <w:jc w:val="left"/>
             </w:pPr>
-            <w:r/>
+            <w:r>
+              <w:t>Разширение за Румъния, Македония, Гърция; Имущество и Пътническа застраховка; GDPR портал</w:t>
+            </w:r>
             <w:r>
               <w:rPr>
                 <w:b w:val="0"/>
                 <w:sz w:val="18"/>
               </w:rPr>
-              <w:t>RO, MK, GR, Property, Travel</w:t>
             </w:r>
           </w:p>
         </w:tc>
@@ -3423,47 +3420,49 @@
         <w:tblLook w:firstColumn="1" w:firstRow="1" w:lastColumn="0" w:lastRow="0" w:noHBand="0" w:noVBand="1" w:val="04A0"/>
       </w:tblPr>
       <w:tblGrid>
-        <w:gridCol w:w="4703"/>
-        <w:gridCol w:w="4703"/>
+        <w:gridCol w:w="2500"/>
+        <w:gridCol w:w="6526"/>
       </w:tblGrid>
       <w:tr>
         <w:tc>
           <w:tcPr>
-            <w:tcW w:type="dxa" w:w="2835"/>
-            <w:shd w:val="clear" w:color="auto" w:fill="1A3A5C"/>
+            <w:tcW w:w="2600" w:type="dxa"/>
+            <w:shd w:val="clear" w:color="auto" w:fill="1F3864"/>
           </w:tcPr>
           <w:p>
             <w:pPr>
-              <w:jc w:val="center"/>
+              <w:spacing w:after="60"/>
+              <w:ind w:left="80" w:right="80"/>
             </w:pPr>
-            <w:r/>
             <w:r>
               <w:rPr>
                 <w:b/>
+                <w:sz w:val="20"/>
+                <w:szCs w:val="20"/>
                 <w:color w:val="FFFFFF"/>
-                <w:sz w:val="18"/>
               </w:rPr>
-              <w:t>Модул</w:t>
+              <w:t xml:space="preserve">Категория</w:t>
             </w:r>
           </w:p>
         </w:tc>
         <w:tc>
           <w:tcPr>
-            <w:tcW w:type="dxa" w:w="6236"/>
-            <w:shd w:val="clear" w:color="auto" w:fill="1A3A5C"/>
+            <w:tcW w:w="6426" w:type="dxa"/>
+            <w:shd w:val="clear" w:color="auto" w:fill="1F3864"/>
           </w:tcPr>
           <w:p>
             <w:pPr>
-              <w:jc w:val="center"/>
+              <w:spacing w:after="60"/>
+              <w:ind w:left="80" w:right="80"/>
             </w:pPr>
-            <w:r/>
             <w:r>
               <w:rPr>
                 <w:b/>
+                <w:sz w:val="20"/>
+                <w:szCs w:val="20"/>
                 <w:color w:val="FFFFFF"/>
-                <w:sz w:val="18"/>
               </w:rPr>
-              <w:t>Детайл</w:t>
+              <w:t xml:space="preserve">Включени функционалности</w:t>
             </w:r>
           </w:p>
         </w:tc>
@@ -3471,37 +3470,39 @@
       <w:tr>
         <w:tc>
           <w:tcPr>
-            <w:tcW w:type="dxa" w:w="2835"/>
+            <w:tcW w:w="2600" w:type="dxa"/>
+            <w:shd w:val="clear" w:color="auto" w:fill="FFFFFF"/>
           </w:tcPr>
           <w:p>
             <w:pPr>
-              <w:jc w:val="left"/>
+              <w:spacing w:after="60"/>
+              <w:ind w:left="80" w:right="80"/>
             </w:pPr>
-            <w:r/>
             <w:r>
               <w:rPr>
-                <w:b w:val="0"/>
-                <w:sz w:val="18"/>
+                <w:sz w:val="20"/>
+                <w:szCs w:val="20"/>
               </w:rPr>
-              <w:t>Backend API (NestJS 10)</w:t>
+              <w:t xml:space="preserve">Многобройна клиентска (мулти-тенант) архитектура</w:t>
             </w:r>
           </w:p>
         </w:tc>
         <w:tc>
           <w:tcPr>
-            <w:tcW w:type="dxa" w:w="6236"/>
+            <w:tcW w:w="6426" w:type="dxa"/>
+            <w:shd w:val="clear" w:color="auto" w:fill="FFFFFF"/>
           </w:tcPr>
           <w:p>
             <w:pPr>
-              <w:jc w:val="left"/>
+              <w:spacing w:after="60"/>
+              <w:ind w:left="80" w:right="80"/>
             </w:pPr>
-            <w:r/>
             <w:r>
               <w:rPr>
-                <w:b w:val="0"/>
-                <w:sz w:val="18"/>
+                <w:sz w:val="20"/>
+                <w:szCs w:val="20"/>
               </w:rPr>
-              <w:t>Auth, multi-tenant RLS, полици ГО, Stripe Connect, BullMQ, webhooks</w:t>
+              <w:t xml:space="preserve">Пълна изолация на данните между брокерите на ниво база данни — всеки брокер вижда само своите клиенти и полици; автоматично разпознаване на брокера по адреса на сайта (домейн) с кеширане за бързина</w:t>
             </w:r>
           </w:p>
         </w:tc>
@@ -3509,39 +3510,39 @@
       <w:tr>
         <w:tc>
           <w:tcPr>
-            <w:tcW w:type="dxa" w:w="2835"/>
-            <w:shd w:val="clear" w:color="auto" w:fill="EEF3F8"/>
+            <w:tcW w:w="2600" w:type="dxa"/>
+            <w:shd w:val="clear" w:color="auto" w:fill="EEF2FF"/>
           </w:tcPr>
           <w:p>
             <w:pPr>
-              <w:jc w:val="left"/>
+              <w:spacing w:after="60"/>
+              <w:ind w:left="80" w:right="80"/>
             </w:pPr>
-            <w:r/>
             <w:r>
               <w:rPr>
-                <w:b w:val="0"/>
-                <w:sz w:val="18"/>
+                <w:sz w:val="20"/>
+                <w:szCs w:val="20"/>
               </w:rPr>
-              <w:t>Мобилно приложение (Flutter 3.19)</w:t>
+              <w:t xml:space="preserve">Вход и двуфакторна автентикация</w:t>
             </w:r>
           </w:p>
         </w:tc>
         <w:tc>
           <w:tcPr>
-            <w:tcW w:type="dxa" w:w="6236"/>
-            <w:shd w:val="clear" w:color="auto" w:fill="EEF3F8"/>
+            <w:tcW w:w="6426" w:type="dxa"/>
+            <w:shd w:val="clear" w:color="auto" w:fill="EEF2FF"/>
           </w:tcPr>
           <w:p>
             <w:pPr>
-              <w:jc w:val="left"/>
+              <w:spacing w:after="60"/>
+              <w:ind w:left="80" w:right="80"/>
             </w:pPr>
-            <w:r/>
             <w:r>
               <w:rPr>
-                <w:b w:val="0"/>
-                <w:sz w:val="18"/>
+                <w:sz w:val="20"/>
+                <w:szCs w:val="20"/>
               </w:rPr>
-              <w:t>iOS + Android — broker app, policy management, OCR scan, push notifications</w:t>
+              <w:t xml:space="preserve">Влизане с имейл и парола + втори код от мобилно приложение (Google/Microsoft Authenticator); различни нива на достъп: Главен администратор (Super Admin), Администратор на брокер, Агент, Шофьор</w:t>
             </w:r>
           </w:p>
         </w:tc>
@@ -3549,37 +3550,39 @@
       <w:tr>
         <w:tc>
           <w:tcPr>
-            <w:tcW w:type="dxa" w:w="2835"/>
+            <w:tcW w:w="2600" w:type="dxa"/>
+            <w:shd w:val="clear" w:color="auto" w:fill="FFFFFF"/>
           </w:tcPr>
           <w:p>
             <w:pPr>
-              <w:jc w:val="left"/>
+              <w:spacing w:after="60"/>
+              <w:ind w:left="80" w:right="80"/>
             </w:pPr>
-            <w:r/>
             <w:r>
               <w:rPr>
-                <w:b w:val="0"/>
-                <w:sz w:val="18"/>
+                <w:sz w:val="20"/>
+                <w:szCs w:val="20"/>
               </w:rPr>
-              <w:t>Уеб панел (Next.js 14)</w:t>
+              <w:t xml:space="preserve">Добавяне и управление на брокери</w:t>
             </w:r>
           </w:p>
         </w:tc>
         <w:tc>
           <w:tcPr>
-            <w:tcW w:type="dxa" w:w="6236"/>
+            <w:tcW w:w="6426" w:type="dxa"/>
+            <w:shd w:val="clear" w:color="auto" w:fill="FFFFFF"/>
           </w:tcPr>
           <w:p>
             <w:pPr>
-              <w:jc w:val="left"/>
+              <w:spacing w:after="60"/>
+              <w:ind w:left="80" w:right="80"/>
             </w:pPr>
-            <w:r/>
             <w:r>
               <w:rPr>
-                <w:b w:val="0"/>
-                <w:sz w:val="18"/>
+                <w:sz w:val="20"/>
+                <w:szCs w:val="20"/>
               </w:rPr>
-              <w:t>Super Admin + Tenant Admin dashboard, analytics, white-label конфигурация</w:t>
+              <w:t xml:space="preserve">Главният администратор добавя нов брокер чрез имейл покана; автоматично активиране след свързване на банкова сметка (Stripe) и проверен КФН лиценз; деактивиране при отнет лиценз — нови продажби се блокират, издадените полици остават достъпни</w:t>
             </w:r>
           </w:p>
         </w:tc>
@@ -3587,39 +3590,39 @@
       <w:tr>
         <w:tc>
           <w:tcPr>
-            <w:tcW w:type="dxa" w:w="2835"/>
-            <w:shd w:val="clear" w:color="auto" w:fill="EEF3F8"/>
+            <w:tcW w:w="2600" w:type="dxa"/>
+            <w:shd w:val="clear" w:color="auto" w:fill="EEF2FF"/>
           </w:tcPr>
           <w:p>
             <w:pPr>
-              <w:jc w:val="left"/>
+              <w:spacing w:after="60"/>
+              <w:ind w:left="80" w:right="80"/>
             </w:pPr>
-            <w:r/>
             <w:r>
               <w:rPr>
-                <w:b w:val="0"/>
-                <w:sz w:val="18"/>
+                <w:sz w:val="20"/>
+                <w:szCs w:val="20"/>
               </w:rPr>
-              <w:t>База данни (PostgreSQL 16)</w:t>
+              <w:t xml:space="preserve">Персонализация на платформата (White-Label)</w:t>
             </w:r>
           </w:p>
         </w:tc>
         <w:tc>
           <w:tcPr>
-            <w:tcW w:type="dxa" w:w="6236"/>
-            <w:shd w:val="clear" w:color="auto" w:fill="EEF3F8"/>
+            <w:tcW w:w="6426" w:type="dxa"/>
+            <w:shd w:val="clear" w:color="auto" w:fill="EEF2FF"/>
           </w:tcPr>
           <w:p>
             <w:pPr>
-              <w:jc w:val="left"/>
+              <w:spacing w:after="60"/>
+              <w:ind w:left="80" w:right="80"/>
             </w:pPr>
-            <w:r/>
             <w:r>
               <w:rPr>
-                <w:b w:val="0"/>
-                <w:sz w:val="18"/>
+                <w:sz w:val="20"/>
+                <w:szCs w:val="20"/>
               </w:rPr>
-              <w:t>Пълна схема, миграции, Row Level Security, audit log</w:t>
+              <w:t xml:space="preserve">Брокерът задава свое лого, цветова схема и шрифт без техническа помощ; незабавен собствен адрес (напр. broker.platforma.bg); поддръжка на собствен домейн с автоматичен SSL сертификат; преглед преди публикуване</w:t>
             </w:r>
           </w:p>
         </w:tc>
@@ -3627,37 +3630,39 @@
       <w:tr>
         <w:tc>
           <w:tcPr>
-            <w:tcW w:type="dxa" w:w="2835"/>
+            <w:tcW w:w="2600" w:type="dxa"/>
+            <w:shd w:val="clear" w:color="auto" w:fill="FFFFFF"/>
           </w:tcPr>
           <w:p>
             <w:pPr>
-              <w:jc w:val="left"/>
+              <w:spacing w:after="60"/>
+              <w:ind w:left="80" w:right="80"/>
             </w:pPr>
-            <w:r/>
             <w:r>
               <w:rPr>
-                <w:b w:val="0"/>
-                <w:sz w:val="18"/>
+                <w:sz w:val="20"/>
+                <w:szCs w:val="20"/>
               </w:rPr>
-              <w:t>Cache &amp; Queue (Redis 7 + BullMQ)</w:t>
+              <w:t xml:space="preserve">Управление на функционалности без програмиране</w:t>
             </w:r>
           </w:p>
         </w:tc>
         <w:tc>
           <w:tcPr>
-            <w:tcW w:type="dxa" w:w="6236"/>
+            <w:tcW w:w="6426" w:type="dxa"/>
+            <w:shd w:val="clear" w:color="auto" w:fill="FFFFFF"/>
           </w:tcPr>
           <w:p>
             <w:pPr>
-              <w:jc w:val="left"/>
+              <w:spacing w:after="60"/>
+              <w:ind w:left="80" w:right="80"/>
             </w:pPr>
-            <w:r/>
             <w:r>
               <w:rPr>
-                <w:b w:val="0"/>
-                <w:sz w:val="18"/>
+                <w:sz w:val="20"/>
+                <w:szCs w:val="20"/>
               </w:rPr>
-              <w:t>Session cache, job queue за renewal reminders и PDF генериране</w:t>
+              <w:t xml:space="preserve">Включване/изключване на модули (Флийт, Каско, API достъп, доставка на стикер) от административния панел без нужда от промяна в кода</w:t>
             </w:r>
           </w:p>
         </w:tc>
@@ -3665,39 +3670,39 @@
       <w:tr>
         <w:tc>
           <w:tcPr>
-            <w:tcW w:type="dxa" w:w="2835"/>
-            <w:shd w:val="clear" w:color="auto" w:fill="EEF3F8"/>
+            <w:tcW w:w="2600" w:type="dxa"/>
+            <w:shd w:val="clear" w:color="auto" w:fill="EEF2FF"/>
           </w:tcPr>
           <w:p>
             <w:pPr>
-              <w:jc w:val="left"/>
+              <w:spacing w:after="60"/>
+              <w:ind w:left="80" w:right="80"/>
             </w:pPr>
-            <w:r/>
             <w:r>
               <w:rPr>
-                <w:b w:val="0"/>
-                <w:sz w:val="18"/>
+                <w:sz w:val="20"/>
+                <w:szCs w:val="20"/>
               </w:rPr>
-              <w:t>Инфраструктура (AWS)</w:t>
+              <w:t xml:space="preserve">Анонимно разглеждане на оферти</w:t>
             </w:r>
           </w:p>
         </w:tc>
         <w:tc>
           <w:tcPr>
-            <w:tcW w:type="dxa" w:w="6236"/>
-            <w:shd w:val="clear" w:color="auto" w:fill="EEF3F8"/>
+            <w:tcW w:w="6426" w:type="dxa"/>
+            <w:shd w:val="clear" w:color="auto" w:fill="EEF2FF"/>
           </w:tcPr>
           <w:p>
             <w:pPr>
-              <w:jc w:val="left"/>
+              <w:spacing w:after="60"/>
+              <w:ind w:left="80" w:right="80"/>
             </w:pPr>
-            <w:r/>
             <w:r>
               <w:rPr>
-                <w:b w:val="0"/>
-                <w:sz w:val="18"/>
+                <w:sz w:val="20"/>
+                <w:szCs w:val="20"/>
               </w:rPr>
-              <w:t>ECS Fargate, RDS, ElastiCache, S3, CloudFront, ALB, Secrets Manager</w:t>
+              <w:t xml:space="preserve">Крайният клиент получава и сравнява оферти без да се регистрира; данните от сканирането се пазят 48 часа и се прехвърлят автоматично в профила при регистрация — без повторно въвеждане</w:t>
             </w:r>
           </w:p>
         </w:tc>
@@ -3705,37 +3710,39 @@
       <w:tr>
         <w:tc>
           <w:tcPr>
-            <w:tcW w:type="dxa" w:w="2835"/>
+            <w:tcW w:w="2600" w:type="dxa"/>
+            <w:shd w:val="clear" w:color="auto" w:fill="FFFFFF"/>
           </w:tcPr>
           <w:p>
             <w:pPr>
-              <w:jc w:val="left"/>
+              <w:spacing w:after="60"/>
+              <w:ind w:left="80" w:right="80"/>
             </w:pPr>
-            <w:r/>
             <w:r>
               <w:rPr>
-                <w:b w:val="0"/>
-                <w:sz w:val="18"/>
+                <w:sz w:val="20"/>
+                <w:szCs w:val="20"/>
               </w:rPr>
-              <w:t>CI/CD pipeline</w:t>
+              <w:t xml:space="preserve">Регистрация само с телефонен номер</w:t>
             </w:r>
           </w:p>
         </w:tc>
         <w:tc>
           <w:tcPr>
-            <w:tcW w:type="dxa" w:w="6236"/>
+            <w:tcW w:w="6426" w:type="dxa"/>
+            <w:shd w:val="clear" w:color="auto" w:fill="FFFFFF"/>
           </w:tcPr>
           <w:p>
             <w:pPr>
-              <w:jc w:val="left"/>
+              <w:spacing w:after="60"/>
+              <w:ind w:left="80" w:right="80"/>
             </w:pPr>
-            <w:r/>
             <w:r>
               <w:rPr>
-                <w:b w:val="0"/>
-                <w:sz w:val="18"/>
+                <w:sz w:val="20"/>
+                <w:szCs w:val="20"/>
               </w:rPr>
-              <w:t>GitHub Actions — build, test, deploy</w:t>
+              <w:t xml:space="preserve">Регистрация за около 20 секунди с потвърждаващ SMS код (OTP) — без пренасочване към друга страница</w:t>
             </w:r>
           </w:p>
         </w:tc>
@@ -3743,39 +3750,39 @@
       <w:tr>
         <w:tc>
           <w:tcPr>
-            <w:tcW w:type="dxa" w:w="2835"/>
-            <w:shd w:val="clear" w:color="auto" w:fill="EEF3F8"/>
+            <w:tcW w:w="2600" w:type="dxa"/>
+            <w:shd w:val="clear" w:color="auto" w:fill="EEF2FF"/>
           </w:tcPr>
           <w:p>
             <w:pPr>
-              <w:jc w:val="left"/>
+              <w:spacing w:after="60"/>
+              <w:ind w:left="80" w:right="80"/>
             </w:pPr>
-            <w:r/>
             <w:r>
               <w:rPr>
-                <w:b w:val="0"/>
-                <w:sz w:val="18"/>
+                <w:sz w:val="20"/>
+                <w:szCs w:val="20"/>
               </w:rPr>
-              <w:t>Техническа документация</w:t>
+              <w:t xml:space="preserve">Сканиране на документи за МПС (OCR)</w:t>
             </w:r>
           </w:p>
         </w:tc>
         <w:tc>
           <w:tcPr>
-            <w:tcW w:type="dxa" w:w="6236"/>
-            <w:shd w:val="clear" w:color="auto" w:fill="EEF3F8"/>
+            <w:tcW w:w="6426" w:type="dxa"/>
+            <w:shd w:val="clear" w:color="auto" w:fill="EEF2FF"/>
           </w:tcPr>
           <w:p>
             <w:pPr>
-              <w:jc w:val="left"/>
+              <w:spacing w:after="60"/>
+              <w:ind w:left="80" w:right="80"/>
             </w:pPr>
-            <w:r/>
             <w:r>
               <w:rPr>
-                <w:b w:val="0"/>
-                <w:sz w:val="18"/>
+                <w:sz w:val="20"/>
+                <w:szCs w:val="20"/>
               </w:rPr>
-              <w:t>OpenAPI docs, deployment guide, architecture overview</w:t>
+              <w:t xml:space="preserve">3 снимки на свидетелство за регистрация — системата автоматично разпознава и попълва данните; два доставчика за разпознаване на текст — основен (до 15 сек) и резервен (до 30 сек) при ниско качество на снимката; визуална индикация на непопълнени полета; ръчно въвеждане при неуспех</w:t>
             </w:r>
           </w:p>
         </w:tc>
@@ -3783,37 +3790,39 @@
       <w:tr>
         <w:tc>
           <w:tcPr>
-            <w:tcW w:type="dxa" w:w="2835"/>
+            <w:tcW w:w="2600" w:type="dxa"/>
+            <w:shd w:val="clear" w:color="auto" w:fill="FFFFFF"/>
           </w:tcPr>
           <w:p>
             <w:pPr>
-              <w:jc w:val="left"/>
+              <w:spacing w:after="60"/>
+              <w:ind w:left="80" w:right="80"/>
             </w:pPr>
-            <w:r/>
             <w:r>
               <w:rPr>
-                <w:b w:val="0"/>
-                <w:sz w:val="18"/>
+                <w:sz w:val="20"/>
+                <w:szCs w:val="20"/>
               </w:rPr>
-              <w:t>Тестване</w:t>
+              <w:t xml:space="preserve">Проверка на данните за МПС</w:t>
             </w:r>
           </w:p>
         </w:tc>
         <w:tc>
           <w:tcPr>
-            <w:tcW w:type="dxa" w:w="6236"/>
+            <w:tcW w:w="6426" w:type="dxa"/>
+            <w:shd w:val="clear" w:color="auto" w:fill="FFFFFF"/>
           </w:tcPr>
           <w:p>
             <w:pPr>
-              <w:jc w:val="left"/>
+              <w:spacing w:after="60"/>
+              <w:ind w:left="80" w:right="80"/>
             </w:pPr>
-            <w:r/>
             <w:r>
               <w:rPr>
-                <w:b w:val="0"/>
-                <w:sz w:val="18"/>
+                <w:sz w:val="20"/>
+                <w:szCs w:val="20"/>
               </w:rPr>
-              <w:t>Unit + integration тестове (&gt;80% code coverage)</w:t>
+              <w:t xml:space="preserve">Автоматична проверка на VIN номера в базата на КАТ; проверка в Гаранционния фонд за нерегламентирани МПС; ръчен вариант при недостъпност на системите</w:t>
             </w:r>
           </w:p>
         </w:tc>
@@ -3821,39 +3830,39 @@
       <w:tr>
         <w:tc>
           <w:tcPr>
-            <w:tcW w:type="dxa" w:w="2835"/>
-            <w:shd w:val="clear" w:color="auto" w:fill="EEF3F8"/>
+            <w:tcW w:w="2600" w:type="dxa"/>
+            <w:shd w:val="clear" w:color="auto" w:fill="EEF2FF"/>
           </w:tcPr>
           <w:p>
             <w:pPr>
-              <w:jc w:val="left"/>
+              <w:spacing w:after="60"/>
+              <w:ind w:left="80" w:right="80"/>
             </w:pPr>
-            <w:r/>
             <w:r>
               <w:rPr>
-                <w:b w:val="0"/>
-                <w:sz w:val="18"/>
+                <w:sz w:val="20"/>
+                <w:szCs w:val="20"/>
               </w:rPr>
-              <w:t>Production deployment</w:t>
+              <w:t xml:space="preserve">Запазване на данните за МПС</w:t>
             </w:r>
           </w:p>
         </w:tc>
         <w:tc>
           <w:tcPr>
-            <w:tcW w:type="dxa" w:w="6236"/>
-            <w:shd w:val="clear" w:color="auto" w:fill="EEF3F8"/>
+            <w:tcW w:w="6426" w:type="dxa"/>
+            <w:shd w:val="clear" w:color="auto" w:fill="EEF2FF"/>
           </w:tcPr>
           <w:p>
             <w:pPr>
-              <w:jc w:val="left"/>
+              <w:spacing w:after="60"/>
+              <w:ind w:left="80" w:right="80"/>
             </w:pPr>
-            <w:r/>
             <w:r>
               <w:rPr>
-                <w:b w:val="0"/>
-                <w:sz w:val="18"/>
+                <w:sz w:val="20"/>
+                <w:szCs w:val="20"/>
               </w:rPr>
-              <w:t>Пълно AWS deployment с мониторинг (CloudWatch)</w:t>
+              <w:t xml:space="preserve">При подновяване на полица данните на автомобила се зареждат автоматично — клиентът не въвежда отново</w:t>
             </w:r>
           </w:p>
         </w:tc>
@@ -3861,42 +3870,1339 @@
       <w:tr>
         <w:tc>
           <w:tcPr>
-            <w:tcW w:type="dxa" w:w="2835"/>
+            <w:tcW w:w="2600" w:type="dxa"/>
+            <w:shd w:val="clear" w:color="auto" w:fill="FFFFFF"/>
           </w:tcPr>
           <w:p>
             <w:pPr>
-              <w:jc w:val="left"/>
+              <w:spacing w:after="60"/>
+              <w:ind w:left="80" w:right="80"/>
             </w:pPr>
-            <w:r/>
             <w:r>
               <w:rPr>
-                <w:b w:val="0"/>
-                <w:sz w:val="18"/>
+                <w:sz w:val="20"/>
+                <w:szCs w:val="20"/>
               </w:rPr>
-              <w:t>Гаранция</w:t>
+              <w:t xml:space="preserve">Аналитично табло за качеството на сканирането</w:t>
             </w:r>
           </w:p>
         </w:tc>
         <w:tc>
           <w:tcPr>
-            <w:tcW w:type="dxa" w:w="6236"/>
+            <w:tcW w:w="6426" w:type="dxa"/>
+            <w:shd w:val="clear" w:color="auto" w:fill="FFFFFF"/>
           </w:tcPr>
           <w:p>
             <w:pPr>
-              <w:jc w:val="left"/>
+              <w:spacing w:after="60"/>
+              <w:ind w:left="80" w:right="80"/>
             </w:pPr>
-            <w:r/>
             <w:r>
               <w:rPr>
-                <w:b w:val="0"/>
-                <w:sz w:val="18"/>
+                <w:sz w:val="20"/>
+                <w:szCs w:val="20"/>
               </w:rPr>
-              <w:t>30 календарни дни след приемо-предавателен протокол</w:t>
+              <w:t xml:space="preserve">Главният администратор вижда точността на разпознаването по всяко поле; автоматичен сигнал при над 20% неуспешни сканирания за дадено поле</w:t>
+            </w:r>
+          </w:p>
+        </w:tc>
+      </w:tr>
+      <w:tr>
+        <w:tc>
+          <w:tcPr>
+            <w:tcW w:w="2600" w:type="dxa"/>
+            <w:shd w:val="clear" w:color="auto" w:fill="EEF2FF"/>
+          </w:tcPr>
+          <w:p>
+            <w:pPr>
+              <w:spacing w:after="60"/>
+              <w:ind w:left="80" w:right="80"/>
+            </w:pPr>
+            <w:r>
+              <w:rPr>
+                <w:sz w:val="20"/>
+                <w:szCs w:val="20"/>
+              </w:rPr>
+              <w:t xml:space="preserve">Паралелно запитване към всички застрахователи</w:t>
+            </w:r>
+          </w:p>
+        </w:tc>
+        <w:tc>
+          <w:tcPr>
+            <w:tcW w:w="6426" w:type="dxa"/>
+            <w:shd w:val="clear" w:color="auto" w:fill="EEF2FF"/>
+          </w:tcPr>
+          <w:p>
+            <w:pPr>
+              <w:spacing w:after="60"/>
+              <w:ind w:left="80" w:right="80"/>
+            </w:pPr>
+            <w:r>
+              <w:rPr>
+                <w:sz w:val="20"/>
+              </w:rPr>
+              <w:t>Офертите от всички активни застрахователи се зареждат едновременно и се показват до 5 секунди; автоматична препоръка на най-подходящата оферта (алгоритъм отчита цена, рейтинг на застрахователя, бързина при щети и включени екстри); при технически проблем при даден застраховател системата продължава с останалите и го опитва отново след 30 сек</w:t>
+            </w:r>
+          </w:p>
+        </w:tc>
+      </w:tr>
+      <w:tr>
+        <w:tc>
+          <w:tcPr>
+            <w:tcW w:w="2600" w:type="dxa"/>
+            <w:shd w:val="clear" w:color="auto" w:fill="FFFFFF"/>
+          </w:tcPr>
+          <w:p>
+            <w:pPr>
+              <w:spacing w:after="60"/>
+              <w:ind w:left="80" w:right="80"/>
+            </w:pPr>
+            <w:r>
+              <w:rPr>
+                <w:sz w:val="20"/>
+                <w:szCs w:val="20"/>
+              </w:rPr>
+              <w:t xml:space="preserve">Онлайн плащане</w:t>
+            </w:r>
+          </w:p>
+        </w:tc>
+        <w:tc>
+          <w:tcPr>
+            <w:tcW w:w="6426" w:type="dxa"/>
+            <w:shd w:val="clear" w:color="auto" w:fill="FFFFFF"/>
+          </w:tcPr>
+          <w:p>
+            <w:pPr>
+              <w:spacing w:after="60"/>
+              <w:ind w:left="80" w:right="80"/>
+            </w:pPr>
+            <w:r>
+              <w:rPr>
+                <w:sz w:val="20"/>
+              </w:rPr>
+              <w:t>Плащане с карта (Visa/Mastercard) с разсрочено плащане на вноски; задължителна двуфакторна проверка (3DS 2.0) съгласно европейската директива PSD2; гаранция за еднократно обработване — без двойни такси; автоматично генериране на квитанция (PDF) на имейл след всяко плащане</w:t>
+            </w:r>
+          </w:p>
+        </w:tc>
+      </w:tr>
+      <w:tr>
+        <w:tc>
+          <w:tcPr>
+            <w:tcW w:w="2600" w:type="dxa"/>
+            <w:shd w:val="clear" w:color="auto" w:fill="EEF2FF"/>
+          </w:tcPr>
+          <w:p>
+            <w:pPr>
+              <w:spacing w:after="60"/>
+              <w:ind w:left="80" w:right="80"/>
+            </w:pPr>
+            <w:r>
+              <w:rPr>
+                <w:sz w:val="20"/>
+                <w:szCs w:val="20"/>
+              </w:rPr>
+              <w:t xml:space="preserve">Документи за полицата</w:t>
+            </w:r>
+          </w:p>
+        </w:tc>
+        <w:tc>
+          <w:tcPr>
+            <w:tcW w:w="6426" w:type="dxa"/>
+            <w:shd w:val="clear" w:color="auto" w:fill="EEF2FF"/>
+          </w:tcPr>
+          <w:p>
+            <w:pPr>
+              <w:spacing w:after="60"/>
+              <w:ind w:left="80" w:right="80"/>
+            </w:pPr>
+            <w:r>
+              <w:rPr>
+                <w:sz w:val="20"/>
+              </w:rPr>
+              <w:t>PDF полица и Зелена карта се генерират и изпращат на имейл до 5 минути след плащането; дигитален портфейл с офлайн достъп до полиците, зелена карта и квитанции (брокерът може да включи/изключи тази функция от панела); споделяне на документи директно от приложението (имейл, WhatsApp и др.); само дигитална зелена карта (PDF) при MVP — физическа куриерска доставка в следваща фаза</w:t>
+            </w:r>
+          </w:p>
+        </w:tc>
+      </w:tr>
+      <w:tr>
+        <w:tc>
+          <w:tcPr>
+            <w:tcW w:w="2600" w:type="dxa"/>
+            <w:shd w:val="clear" w:color="auto" w:fill="FFFFFF"/>
+          </w:tcPr>
+          <w:p>
+            <w:pPr>
+              <w:spacing w:after="60"/>
+              <w:ind w:left="80" w:right="80"/>
+            </w:pPr>
+            <w:r>
+              <w:rPr>
+                <w:sz w:val="20"/>
+                <w:szCs w:val="20"/>
+              </w:rPr>
+              <w:t xml:space="preserve">Управление на комисиони</w:t>
+            </w:r>
+          </w:p>
+        </w:tc>
+        <w:tc>
+          <w:tcPr>
+            <w:tcW w:w="6426" w:type="dxa"/>
+            <w:shd w:val="clear" w:color="auto" w:fill="FFFFFF"/>
+          </w:tcPr>
+          <w:p>
+            <w:pPr>
+              <w:spacing w:after="60"/>
+              <w:ind w:left="80" w:right="80"/>
+            </w:pPr>
+            <w:r>
+              <w:rPr>
+                <w:sz w:val="20"/>
+                <w:szCs w:val="20"/>
+              </w:rPr>
+              <w:t xml:space="preserve">Главният администратор задава комисионна ставка по застраховател и тип продукт от административния панел — без програмиране; Stripe автоматично удържа платформената комисиона при всяко плащане; комисионата се фиксира при активиране на полицата и не се променя при бъдещи корекции</w:t>
+            </w:r>
+          </w:p>
+        </w:tc>
+      </w:tr>
+      <w:tr>
+        <w:tc>
+          <w:tcPr>
+            <w:tcW w:w="2600" w:type="dxa"/>
+            <w:shd w:val="clear" w:color="auto" w:fill="EEF2FF"/>
+          </w:tcPr>
+          <w:p>
+            <w:pPr>
+              <w:spacing w:after="60"/>
+              <w:ind w:left="80" w:right="80"/>
+            </w:pPr>
+            <w:r>
+              <w:rPr>
+                <w:sz w:val="20"/>
+                <w:szCs w:val="20"/>
+              </w:rPr>
+              <w:t xml:space="preserve">Инфраструктура (облак AWS)</w:t>
+            </w:r>
+          </w:p>
+        </w:tc>
+        <w:tc>
+          <w:tcPr>
+            <w:tcW w:w="6426" w:type="dxa"/>
+            <w:shd w:val="clear" w:color="auto" w:fill="EEF2FF"/>
+          </w:tcPr>
+          <w:p>
+            <w:pPr>
+              <w:spacing w:after="60"/>
+              <w:ind w:left="80" w:right="80"/>
+            </w:pPr>
+            <w:r>
+              <w:rPr>
+                <w:sz w:val="20"/>
+                <w:szCs w:val="20"/>
+              </w:rPr>
+              <w:t xml:space="preserve">Хостинг без управление на сървъри (ECS Fargate); управлявана база данни (RDS PostgreSQL); кеш памет за бързина (ElastiCache Redis); файлово хранилище (S3); мрежа за бързо доставяне на съдържание (CloudFront); балансьор на трафика (ALB); сигурно хранилище за пароли и ключове (Secrets Manager)</w:t>
+            </w:r>
+          </w:p>
+        </w:tc>
+      </w:tr>
+      <w:tr>
+        <w:tc>
+          <w:tcPr>
+            <w:tcW w:w="2600" w:type="dxa"/>
+            <w:shd w:val="clear" w:color="auto" w:fill="FFFFFF"/>
+          </w:tcPr>
+          <w:p>
+            <w:pPr>
+              <w:spacing w:after="60"/>
+              <w:ind w:left="80" w:right="80"/>
+            </w:pPr>
+            <w:r>
+              <w:rPr>
+                <w:sz w:val="20"/>
+                <w:szCs w:val="20"/>
+              </w:rPr>
+              <w:t xml:space="preserve">Автоматизирано тестване и публикуване</w:t>
+            </w:r>
+          </w:p>
+        </w:tc>
+        <w:tc>
+          <w:tcPr>
+            <w:tcW w:w="6426" w:type="dxa"/>
+            <w:shd w:val="clear" w:color="auto" w:fill="FFFFFF"/>
+          </w:tcPr>
+          <w:p>
+            <w:pPr>
+              <w:spacing w:after="60"/>
+              <w:ind w:left="80" w:right="80"/>
+            </w:pPr>
+            <w:r>
+              <w:rPr>
+                <w:sz w:val="20"/>
+                <w:szCs w:val="20"/>
+              </w:rPr>
+              <w:t xml:space="preserve">При всяка промяна в кода автоматично се изпълняват тестове и при успех кодът се публикува (CI/CD чрез GitHub Actions); мониторинг 24/7 с автоматични сигнали (CloudWatch)</w:t>
+            </w:r>
+          </w:p>
+        </w:tc>
+      </w:tr>
+      <w:tr>
+        <w:tc>
+          <w:tcPr>
+            <w:tcW w:w="2600" w:type="dxa"/>
+            <w:shd w:val="clear" w:color="auto" w:fill="EEF2FF"/>
+          </w:tcPr>
+          <w:p>
+            <w:pPr>
+              <w:spacing w:after="60"/>
+              <w:ind w:left="80" w:right="80"/>
+            </w:pPr>
+            <w:r>
+              <w:rPr>
+                <w:sz w:val="20"/>
+                <w:szCs w:val="20"/>
+              </w:rPr>
+              <w:t xml:space="preserve">Тестване и документация</w:t>
+            </w:r>
+          </w:p>
+        </w:tc>
+        <w:tc>
+          <w:tcPr>
+            <w:tcW w:w="6426" w:type="dxa"/>
+            <w:shd w:val="clear" w:color="auto" w:fill="EEF2FF"/>
+          </w:tcPr>
+          <w:p>
+            <w:pPr>
+              <w:spacing w:after="60"/>
+              <w:ind w:left="80" w:right="80"/>
+            </w:pPr>
+            <w:r>
+              <w:rPr>
+                <w:sz w:val="20"/>
+                <w:szCs w:val="20"/>
+              </w:rPr>
+              <w:t xml:space="preserve">Повече от 80% от кода е покрит с автоматични тестове; стандартна документация на програмния интерфейс (OpenAPI); ръководство за инсталация и архитектурен преглед</w:t>
+            </w:r>
+          </w:p>
+        </w:tc>
+      </w:tr>
+      <w:tr>
+        <w:tc>
+          <w:tcPr>
+            <w:tcW w:w="2600" w:type="dxa"/>
+            <w:shd w:val="clear" w:color="auto" w:fill="FFFFFF"/>
+          </w:tcPr>
+          <w:p>
+            <w:pPr>
+              <w:spacing w:after="60"/>
+              <w:ind w:left="80" w:right="80"/>
+            </w:pPr>
+            <w:r>
+              <w:rPr>
+                <w:sz w:val="20"/>
+                <w:szCs w:val="20"/>
+              </w:rPr>
+              <w:t xml:space="preserve">Гаранция</w:t>
+            </w:r>
+          </w:p>
+        </w:tc>
+        <w:tc>
+          <w:tcPr>
+            <w:tcW w:w="6426" w:type="dxa"/>
+            <w:shd w:val="clear" w:color="auto" w:fill="FFFFFF"/>
+          </w:tcPr>
+          <w:p>
+            <w:pPr>
+              <w:spacing w:after="60"/>
+              <w:ind w:left="80" w:right="80"/>
+            </w:pPr>
+            <w:r>
+              <w:rPr>
+                <w:sz w:val="20"/>
+                <w:szCs w:val="20"/>
+              </w:rPr>
+              <w:t xml:space="preserve">30 календарни дни след приемо-предавателен протокол</w:t>
             </w:r>
           </w:p>
         </w:tc>
       </w:tr>
     </w:tbl>
+    <w:p>
+      <w:pPr>
+        <w:spacing w:after="80"/>
+      </w:pPr>
+      <w:r>
+        <w:rPr>
+          <w:sz w:val="12"/>
+          <w:szCs w:val="12"/>
+        </w:rPr>
+        <w:t xml:space="preserve"> </w:t>
+      </w:r>
+    </w:p>
+    <w:p>
+      <w:pPr>
+        <w:spacing w:before="200" w:after="100"/>
+      </w:pPr>
+      <w:r>
+        <w:rPr>
+          <w:b/>
+          <w:sz w:val="24"/>
+          <w:szCs w:val="24"/>
+          <w:color w:val="1F3864"/>
+        </w:rPr>
+        <w:t xml:space="preserve">6а. Обхват на разработката — Фаза 2 (Growth)</w:t>
+      </w:r>
+    </w:p>
+    <w:tbl>
+      <w:tblPr>
+        <w:tblStyle w:val="TableGrid"/>
+        <w:tblW w:w="9026" w:type="dxa"/>
+        <w:tblBorders>
+          <w:top w:val="single" w:sz="4" w:space="0" w:color="C0C0C0"/>
+          <w:left w:val="single" w:sz="4" w:space="0" w:color="C0C0C0"/>
+          <w:bottom w:val="single" w:sz="4" w:space="0" w:color="C0C0C0"/>
+          <w:right w:val="single" w:sz="4" w:space="0" w:color="C0C0C0"/>
+          <w:insideH w:val="single" w:sz="4" w:space="0" w:color="C0C0C0"/>
+          <w:insideV w:val="single" w:sz="4" w:space="0" w:color="C0C0C0"/>
+        </w:tblBorders>
+        <w:tblLook w:val="04A0"/>
+      </w:tblPr>
+      <w:tblGrid>
+        <w:gridCol w:w="2500"/>
+        <w:gridCol w:w="6526"/>
+      </w:tblGrid>
+      <w:tr>
+        <w:tc>
+          <w:tcPr>
+            <w:tcW w:w="2600" w:type="dxa"/>
+            <w:shd w:val="clear" w:color="auto" w:fill="1F3864"/>
+          </w:tcPr>
+          <w:p>
+            <w:pPr>
+              <w:spacing w:after="60"/>
+              <w:ind w:left="80" w:right="80"/>
+            </w:pPr>
+            <w:r>
+              <w:rPr>
+                <w:b/>
+                <w:sz w:val="20"/>
+                <w:szCs w:val="20"/>
+                <w:color w:val="FFFFFF"/>
+              </w:rPr>
+              <w:t xml:space="preserve">Категория</w:t>
+            </w:r>
+          </w:p>
+        </w:tc>
+        <w:tc>
+          <w:tcPr>
+            <w:tcW w:w="6426" w:type="dxa"/>
+            <w:shd w:val="clear" w:color="auto" w:fill="1F3864"/>
+          </w:tcPr>
+          <w:p>
+            <w:pPr>
+              <w:spacing w:after="60"/>
+              <w:ind w:left="80" w:right="80"/>
+            </w:pPr>
+            <w:r>
+              <w:rPr>
+                <w:b/>
+                <w:sz w:val="20"/>
+                <w:szCs w:val="20"/>
+                <w:color w:val="FFFFFF"/>
+              </w:rPr>
+              <w:t xml:space="preserve">Включени функционалности</w:t>
+            </w:r>
+          </w:p>
+        </w:tc>
+      </w:tr>
+      <w:tr>
+        <w:tc>
+          <w:tcPr>
+            <w:tcW w:w="2600" w:type="dxa"/>
+            <w:shd w:val="clear" w:color="auto" w:fill="FFFFFF"/>
+          </w:tcPr>
+          <w:p>
+            <w:pPr>
+              <w:spacing w:after="60"/>
+              <w:ind w:left="80" w:right="80"/>
+            </w:pPr>
+            <w:r>
+              <w:rPr>
+                <w:sz w:val="20"/>
+                <w:szCs w:val="20"/>
+              </w:rPr>
+              <w:t xml:space="preserve">Табло с комисиони за брокера</w:t>
+            </w:r>
+          </w:p>
+        </w:tc>
+        <w:tc>
+          <w:tcPr>
+            <w:tcW w:w="6426" w:type="dxa"/>
+            <w:shd w:val="clear" w:color="auto" w:fill="FFFFFF"/>
+          </w:tcPr>
+          <w:p>
+            <w:pPr>
+              <w:spacing w:after="60"/>
+              <w:ind w:left="80" w:right="80"/>
+            </w:pPr>
+            <w:r>
+              <w:rPr>
+                <w:sz w:val="20"/>
+                <w:szCs w:val="20"/>
+              </w:rPr>
+              <w:t xml:space="preserve">Брокерът вижда реалните си приходи и комисиони в реално време; таблото никога не показва €0 за продадена полица, дори при забавяне на известието от Stripe</w:t>
+            </w:r>
+          </w:p>
+        </w:tc>
+      </w:tr>
+      <w:tr>
+        <w:tc>
+          <w:tcPr>
+            <w:tcW w:w="2600" w:type="dxa"/>
+            <w:shd w:val="clear" w:color="auto" w:fill="EEF2FF"/>
+          </w:tcPr>
+          <w:p>
+            <w:pPr>
+              <w:spacing w:after="60"/>
+              <w:ind w:left="80" w:right="80"/>
+            </w:pPr>
+            <w:r>
+              <w:rPr>
+                <w:sz w:val="20"/>
+                <w:szCs w:val="20"/>
+              </w:rPr>
+              <w:t xml:space="preserve">Автоматична месечна фактура</w:t>
+            </w:r>
+          </w:p>
+        </w:tc>
+        <w:tc>
+          <w:tcPr>
+            <w:tcW w:w="6426" w:type="dxa"/>
+            <w:shd w:val="clear" w:color="auto" w:fill="EEF2FF"/>
+          </w:tcPr>
+          <w:p>
+            <w:pPr>
+              <w:spacing w:after="60"/>
+              <w:ind w:left="80" w:right="80"/>
+            </w:pPr>
+            <w:r>
+              <w:rPr>
+                <w:sz w:val="20"/>
+                <w:szCs w:val="20"/>
+              </w:rPr>
+              <w:t xml:space="preserve">На 1-ви всеки месец в 06:00 ч. системата автоматично генерира фактура за всеки брокер; при неуспех главният администратор получава сигнал до 15 минути и може да стартира ръчен процес</w:t>
+            </w:r>
+          </w:p>
+        </w:tc>
+      </w:tr>
+      <w:tr>
+        <w:tc>
+          <w:tcPr>
+            <w:tcW w:w="2600" w:type="dxa"/>
+            <w:shd w:val="clear" w:color="auto" w:fill="FFFFFF"/>
+          </w:tcPr>
+          <w:p>
+            <w:pPr>
+              <w:spacing w:after="60"/>
+              <w:ind w:left="80" w:right="80"/>
+            </w:pPr>
+            <w:r>
+              <w:rPr>
+                <w:sz w:val="20"/>
+                <w:szCs w:val="20"/>
+              </w:rPr>
+              <w:t xml:space="preserve">Блокиране при проблем с банковата сметка</w:t>
+            </w:r>
+          </w:p>
+        </w:tc>
+        <w:tc>
+          <w:tcPr>
+            <w:tcW w:w="6426" w:type="dxa"/>
+            <w:shd w:val="clear" w:color="auto" w:fill="FFFFFF"/>
+          </w:tcPr>
+          <w:p>
+            <w:pPr>
+              <w:spacing w:after="60"/>
+              <w:ind w:left="80" w:right="80"/>
+            </w:pPr>
+            <w:r>
+              <w:rPr>
+                <w:sz w:val="20"/>
+                <w:szCs w:val="20"/>
+              </w:rPr>
+              <w:t xml:space="preserve">При отнемане или блокиране на Stripe сметката на брокера новите продажби се спират автоматично; издадените полици остават валидни до изтичането им</w:t>
+            </w:r>
+          </w:p>
+        </w:tc>
+      </w:tr>
+      <w:tr>
+        <w:tc>
+          <w:tcPr>
+            <w:tcW w:w="2600" w:type="dxa"/>
+            <w:shd w:val="clear" w:color="auto" w:fill="EEF2FF"/>
+          </w:tcPr>
+          <w:p>
+            <w:pPr>
+              <w:spacing w:after="60"/>
+              <w:ind w:left="80" w:right="80"/>
+            </w:pPr>
+            <w:r>
+              <w:rPr>
+                <w:sz w:val="20"/>
+                <w:szCs w:val="20"/>
+              </w:rPr>
+              <w:t xml:space="preserve">Известяване при изтичаща полица</w:t>
+            </w:r>
+          </w:p>
+        </w:tc>
+        <w:tc>
+          <w:tcPr>
+            <w:tcW w:w="6426" w:type="dxa"/>
+            <w:shd w:val="clear" w:color="auto" w:fill="EEF2FF"/>
+          </w:tcPr>
+          <w:p>
+            <w:pPr>
+              <w:spacing w:after="60"/>
+              <w:ind w:left="80" w:right="80"/>
+            </w:pPr>
+            <w:r>
+              <w:rPr>
+                <w:sz w:val="20"/>
+                <w:szCs w:val="20"/>
+              </w:rPr>
+              <w:t xml:space="preserve">Автоматични напомняния към клиента: push известие 30 и 7 дни преди изтичане; SMS 3 дни преди; имейл 1 ден преди; известие в таблото на брокера на следващия ден след изтичане; при технически неуспех — автоматични повторни опити с нарастващо изчакване; неуспешните задачи се архивират и главният администратор получава сигнал</w:t>
+            </w:r>
+          </w:p>
+        </w:tc>
+      </w:tr>
+      <w:tr>
+        <w:tc>
+          <w:tcPr>
+            <w:tcW w:w="2600" w:type="dxa"/>
+            <w:shd w:val="clear" w:color="auto" w:fill="FFFFFF"/>
+          </w:tcPr>
+          <w:p>
+            <w:pPr>
+              <w:spacing w:after="60"/>
+              <w:ind w:left="80" w:right="80"/>
+            </w:pPr>
+            <w:r>
+              <w:rPr>
+                <w:sz w:val="20"/>
+                <w:szCs w:val="20"/>
+              </w:rPr>
+              <w:t xml:space="preserve">Настройка на известяването по брокер</w:t>
+            </w:r>
+          </w:p>
+        </w:tc>
+        <w:tc>
+          <w:tcPr>
+            <w:tcW w:w="6426" w:type="dxa"/>
+            <w:shd w:val="clear" w:color="auto" w:fill="FFFFFF"/>
+          </w:tcPr>
+          <w:p>
+            <w:pPr>
+              <w:spacing w:after="60"/>
+              <w:ind w:left="80" w:right="80"/>
+            </w:pPr>
+            <w:r>
+              <w:rPr>
+                <w:sz w:val="20"/>
+                <w:szCs w:val="20"/>
+              </w:rPr>
+              <w:t xml:space="preserve">Всеки брокер може да настрои кога (колко дни преди), по кой канал (push/SMS/имейл/табло) и в какъв ред да се изпращат напомнянията — без промяна в кода</w:t>
+            </w:r>
+          </w:p>
+        </w:tc>
+      </w:tr>
+      <w:tr>
+        <w:tc>
+          <w:tcPr>
+            <w:tcW w:w="2600" w:type="dxa"/>
+            <w:shd w:val="clear" w:color="auto" w:fill="EEF2FF"/>
+          </w:tcPr>
+          <w:p>
+            <w:pPr>
+              <w:spacing w:after="60"/>
+              <w:ind w:left="80" w:right="80"/>
+            </w:pPr>
+            <w:r>
+              <w:rPr>
+                <w:sz w:val="20"/>
+                <w:szCs w:val="20"/>
+              </w:rPr>
+              <w:t xml:space="preserve">Управление на флийт (групи автомобили)</w:t>
+            </w:r>
+          </w:p>
+        </w:tc>
+        <w:tc>
+          <w:tcPr>
+            <w:tcW w:w="6426" w:type="dxa"/>
+            <w:shd w:val="clear" w:color="auto" w:fill="EEF2FF"/>
+          </w:tcPr>
+          <w:p>
+            <w:pPr>
+              <w:spacing w:after="60"/>
+              <w:ind w:left="80" w:right="80"/>
+            </w:pPr>
+            <w:r>
+              <w:rPr>
+                <w:sz w:val="20"/>
+                <w:szCs w:val="20"/>
+              </w:rPr>
+              <w:t xml:space="preserve">Визуален статус на ГО застраховката за всеки автомобил в групата (зелено/жълто/червено); масова покупка на полици за много МПС едновременно; масово изтегляне на PDF документи; Шофьорът вижда само собствените си полици и автомобили</w:t>
+            </w:r>
+          </w:p>
+        </w:tc>
+      </w:tr>
+      <w:tr>
+        <w:tc>
+          <w:tcPr>
+            <w:tcW w:w="2600" w:type="dxa"/>
+            <w:shd w:val="clear" w:color="auto" w:fill="FFFFFF"/>
+          </w:tcPr>
+          <w:p>
+            <w:pPr>
+              <w:spacing w:after="60"/>
+              <w:ind w:left="80" w:right="80"/>
+            </w:pPr>
+            <w:r>
+              <w:rPr>
+                <w:sz w:val="20"/>
+                <w:szCs w:val="20"/>
+              </w:rPr>
+              <w:t xml:space="preserve">Операционно табло за главния администратор</w:t>
+            </w:r>
+          </w:p>
+        </w:tc>
+        <w:tc>
+          <w:tcPr>
+            <w:tcW w:w="6426" w:type="dxa"/>
+            <w:shd w:val="clear" w:color="auto" w:fill="FFFFFF"/>
+          </w:tcPr>
+          <w:p>
+            <w:pPr>
+              <w:spacing w:after="60"/>
+              <w:ind w:left="80" w:right="80"/>
+            </w:pPr>
+            <w:r>
+              <w:rPr>
+                <w:sz w:val="20"/>
+                <w:szCs w:val="20"/>
+              </w:rPr>
+              <w:t xml:space="preserve">Мониторинг на активността на всички брокери — сигнал при 0 продажби за 7+ дни; следене на статуса на застрахователните API-та с възможност за ръчно изключване при проблем; управление на абонаментния план на брокер и включените в него функционалности; изпращане на системни известия до отделен брокер или до всички</w:t>
+            </w:r>
+          </w:p>
+        </w:tc>
+      </w:tr>
+      <w:tr>
+        <w:tc>
+          <w:tcPr>
+            <w:tcW w:w="2600" w:type="dxa"/>
+            <w:shd w:val="clear" w:color="auto" w:fill="EEF2FF"/>
+          </w:tcPr>
+          <w:p>
+            <w:pPr>
+              <w:spacing w:after="60"/>
+              <w:ind w:left="80" w:right="80"/>
+            </w:pPr>
+            <w:r>
+              <w:rPr>
+                <w:sz w:val="20"/>
+                <w:szCs w:val="20"/>
+              </w:rPr>
+              <w:t xml:space="preserve">Програмен интерфейс за партньори (API)</w:t>
+            </w:r>
+          </w:p>
+        </w:tc>
+        <w:tc>
+          <w:tcPr>
+            <w:tcW w:w="6426" w:type="dxa"/>
+            <w:shd w:val="clear" w:color="auto" w:fill="EEF2FF"/>
+          </w:tcPr>
+          <w:p>
+            <w:pPr>
+              <w:spacing w:after="60"/>
+              <w:ind w:left="80" w:right="80"/>
+            </w:pPr>
+            <w:r>
+              <w:rPr>
+                <w:sz w:val="20"/>
+                <w:szCs w:val="20"/>
+              </w:rPr>
+              <w:t xml:space="preserve">Достъп до системата чрез API ключ за технически партньори и агрегатори; заявки за ГО оферти и издаване на полица с автоматично известяване при успех (уеб известяване/webhook); тестова среда без реален трафик (sandbox); ограничаване на броя заявки за защита срещу злоупотреба; таксуване при надхвърлен лимит</w:t>
+            </w:r>
+          </w:p>
+        </w:tc>
+      </w:tr>
+      <w:tr>
+        <w:tc>
+          <w:tcPr>
+            <w:tcW w:w="2600" w:type="dxa"/>
+            <w:shd w:val="clear" w:color="auto" w:fill="FFFFFF"/>
+          </w:tcPr>
+          <w:p>
+            <w:pPr>
+              <w:spacing w:after="60"/>
+              <w:ind w:left="80" w:right="80"/>
+            </w:pPr>
+            <w:r>
+              <w:rPr>
+                <w:sz w:val="20"/>
+                <w:szCs w:val="20"/>
+              </w:rPr>
+              <w:t xml:space="preserve">Цифров констативен протокол (ДКП)</w:t>
+            </w:r>
+          </w:p>
+        </w:tc>
+        <w:tc>
+          <w:tcPr>
+            <w:tcW w:w="6426" w:type="dxa"/>
+            <w:shd w:val="clear" w:color="auto" w:fill="FFFFFF"/>
+          </w:tcPr>
+          <w:p>
+            <w:pPr>
+              <w:spacing w:after="60"/>
+              <w:ind w:left="80" w:right="80"/>
+            </w:pPr>
+            <w:r>
+              <w:rPr>
+                <w:sz w:val="20"/>
+                <w:szCs w:val="20"/>
+              </w:rPr>
+              <w:t xml:space="preserve">Попълване на Двустранен Констативен Протокол изцяло офлайн на едно устройство — само едната страна въвежда данните, след което двамата участника подписват последователно; след подписване системата изпраща SMS и имейл към втория участник за потвърждение; PDF документът се генерира само след потвърждение и се изпраща автоматично на двете страни и застрахователя</w:t>
+            </w:r>
+          </w:p>
+        </w:tc>
+      </w:tr>
+      <w:tr>
+        <w:tc>
+          <w:tcPr>
+            <w:tcW w:w="2600" w:type="dxa"/>
+            <w:shd w:val="clear" w:color="auto" w:fill="EEF2FF"/>
+          </w:tcPr>
+          <w:p>
+            <w:pPr>
+              <w:spacing w:after="60"/>
+              <w:ind w:left="80" w:right="80"/>
+            </w:pPr>
+            <w:r>
+              <w:rPr>
+                <w:sz w:val="20"/>
+                <w:szCs w:val="20"/>
+              </w:rPr>
+              <w:t xml:space="preserve">Управление на застрахователни претенции</w:t>
+            </w:r>
+          </w:p>
+        </w:tc>
+        <w:tc>
+          <w:tcPr>
+            <w:tcW w:w="6426" w:type="dxa"/>
+            <w:shd w:val="clear" w:color="auto" w:fill="EEF2FF"/>
+          </w:tcPr>
+          <w:p>
+            <w:pPr>
+              <w:spacing w:after="60"/>
+              <w:ind w:left="80" w:right="80"/>
+            </w:pPr>
+            <w:r>
+              <w:rPr>
+                <w:sz w:val="20"/>
+                <w:szCs w:val="20"/>
+              </w:rPr>
+              <w:t xml:space="preserve">Крайният клиент може да подаде претенция с прикачени документи и снимки; брокерът следи статуса на претенциите на своите клиенти в таблото</w:t>
+            </w:r>
+          </w:p>
+        </w:tc>
+      </w:tr>
+      <w:tr>
+        <w:tc>
+          <w:tcPr>
+            <w:tcW w:w="2600" w:type="dxa"/>
+            <w:shd w:val="clear" w:color="auto" w:fill="EEF2FF"/>
+          </w:tcPr>
+          <w:p>
+            <w:pPr>
+              <w:spacing w:after="60"/>
+              <w:ind w:left="80" w:right="80"/>
+            </w:pPr>
+            <w:r>
+              <w:rPr>
+                <w:sz w:val="20"/>
+              </w:rPr>
+              <w:t>Каско застраховка</w:t>
+            </w:r>
+          </w:p>
+        </w:tc>
+        <w:tc>
+          <w:tcPr>
+            <w:tcW w:w="6426" w:type="dxa"/>
+            <w:shd w:val="clear" w:color="auto" w:fill="EEF2FF"/>
+          </w:tcPr>
+          <w:p>
+            <w:pPr>
+              <w:spacing w:after="60"/>
+              <w:ind w:left="80" w:right="80"/>
+            </w:pPr>
+            <w:r>
+              <w:rPr>
+                <w:sz w:val="20"/>
+              </w:rPr>
+              <w:t>Пълен цикъл за Каско (пълна и частична автомобилна застраховка): паралелни оферти от всички застрахователи, сравнение, покупка и управление на полица; специфичен въпросник за Каско с оценка на риска</w:t>
+            </w:r>
+          </w:p>
+        </w:tc>
+      </w:tr>
+      <w:tr>
+        <w:tc>
+          <w:tcPr>
+            <w:tcW w:w="2600" w:type="dxa"/>
+            <w:shd w:val="clear" w:color="auto" w:fill="EEF2FF"/>
+          </w:tcPr>
+          <w:p>
+            <w:pPr>
+              <w:spacing w:after="60"/>
+              <w:ind w:left="80" w:right="80"/>
+            </w:pPr>
+            <w:r>
+              <w:rPr>
+                <w:sz w:val="20"/>
+              </w:rPr>
+              <w:t>Разширени методи на плащане</w:t>
+            </w:r>
+          </w:p>
+        </w:tc>
+        <w:tc>
+          <w:tcPr>
+            <w:tcW w:w="6426" w:type="dxa"/>
+            <w:shd w:val="clear" w:color="auto" w:fill="EEF2FF"/>
+          </w:tcPr>
+          <w:p>
+            <w:pPr>
+              <w:spacing w:after="60"/>
+              <w:ind w:left="80" w:right="80"/>
+            </w:pPr>
+            <w:r>
+              <w:rPr>
+                <w:sz w:val="20"/>
+              </w:rPr>
+              <w:t>Apple Pay — плащане с iPhone без въвеждане на карта; Google Pay — плащане с Android без въвеждане на карта; Borica — алтернативен метод за местни български карти</w:t>
+            </w:r>
+          </w:p>
+        </w:tc>
+      </w:tr>
+      <w:tr>
+        <w:tc>
+          <w:tcPr>
+            <w:tcW w:w="2600" w:type="dxa"/>
+            <w:shd w:val="clear" w:color="auto" w:fill="EEF2FF"/>
+          </w:tcPr>
+          <w:p>
+            <w:pPr>
+              <w:spacing w:after="60"/>
+              <w:ind w:left="80" w:right="80"/>
+            </w:pPr>
+            <w:r>
+              <w:rPr>
+                <w:sz w:val="20"/>
+              </w:rPr>
+              <w:t>Биометричен вход и социален вход</w:t>
+            </w:r>
+          </w:p>
+        </w:tc>
+        <w:tc>
+          <w:tcPr>
+            <w:tcW w:w="6426" w:type="dxa"/>
+            <w:shd w:val="clear" w:color="auto" w:fill="EEF2FF"/>
+          </w:tcPr>
+          <w:p>
+            <w:pPr>
+              <w:spacing w:after="60"/>
+              <w:ind w:left="80" w:right="80"/>
+            </w:pPr>
+            <w:r>
+              <w:rPr>
+                <w:sz w:val="20"/>
+              </w:rPr>
+              <w:t>Face ID / пръстов отпечатък при повторни влизания (iOS и Android); вход с Google акаунт; вход с Apple акаунт (за потребители на iPhone) — регистрация/вход с един клик</w:t>
+            </w:r>
+          </w:p>
+        </w:tc>
+      </w:tr>
+      <w:tr>
+        <w:tc>
+          <w:tcPr>
+            <w:tcW w:w="2600" w:type="dxa"/>
+            <w:shd w:val="clear" w:color="auto" w:fill="EEF2FF"/>
+          </w:tcPr>
+          <w:p>
+            <w:pPr>
+              <w:spacing w:after="60"/>
+              <w:ind w:left="80" w:right="80"/>
+            </w:pPr>
+            <w:r>
+              <w:rPr>
+                <w:sz w:val="20"/>
+              </w:rPr>
+              <w:t>Физическа доставка на документи (Куриер)</w:t>
+            </w:r>
+          </w:p>
+        </w:tc>
+        <w:tc>
+          <w:tcPr>
+            <w:tcW w:w="6426" w:type="dxa"/>
+            <w:shd w:val="clear" w:color="auto" w:fill="EEF2FF"/>
+          </w:tcPr>
+          <w:p>
+            <w:pPr>
+              <w:spacing w:after="60"/>
+              <w:ind w:left="80" w:right="80"/>
+            </w:pPr>
+            <w:r>
+              <w:rPr>
+                <w:sz w:val="20"/>
+              </w:rPr>
+              <w:t>Автоматична поръчка на куриер (Спиди/Еконт) за физическа доставка на зелена карта при нужда; настройва се отделно за всеки брокер от административния панел; клиентът избира адрес на доставка при покупка</w:t>
+            </w:r>
+          </w:p>
+        </w:tc>
+      </w:tr>
+      <w:tr>
+        <w:tc>
+          <w:tcPr>
+            <w:tcW w:w="2600" w:type="dxa"/>
+            <w:shd w:val="clear" w:color="auto" w:fill="EEF2FF"/>
+          </w:tcPr>
+          <w:p>
+            <w:pPr>
+              <w:spacing w:after="60"/>
+              <w:ind w:left="80" w:right="80"/>
+            </w:pPr>
+            <w:r>
+              <w:rPr>
+                <w:sz w:val="20"/>
+              </w:rPr>
+              <w:t>Електронно подписване на полица</w:t>
+            </w:r>
+          </w:p>
+        </w:tc>
+        <w:tc>
+          <w:tcPr>
+            <w:tcW w:w="6426" w:type="dxa"/>
+            <w:shd w:val="clear" w:color="auto" w:fill="EEF2FF"/>
+          </w:tcPr>
+          <w:p>
+            <w:pPr>
+              <w:spacing w:after="60"/>
+              <w:ind w:left="80" w:right="80"/>
+            </w:pPr>
+            <w:r>
+              <w:rPr>
+                <w:sz w:val="20"/>
+              </w:rPr>
+              <w:t>Подписване на полица чрез SMS код — законово валиден електронен подпис; опция за Квалифициран Електронен Подпис (КЕП) за клиенти с издаден такъв</w:t>
+            </w:r>
+          </w:p>
+        </w:tc>
+      </w:tr>
+      <w:tr>
+        <w:tc>
+          <w:tcPr>
+            <w:tcW w:w="2600" w:type="dxa"/>
+            <w:shd w:val="clear" w:color="auto" w:fill="EEF2FF"/>
+          </w:tcPr>
+          <w:p>
+            <w:pPr>
+              <w:spacing w:after="60"/>
+              <w:ind w:left="80" w:right="80"/>
+            </w:pPr>
+            <w:r>
+              <w:rPr>
+                <w:sz w:val="20"/>
+              </w:rPr>
+              <w:t>Напомняния за ГТП и проверка за глоби</w:t>
+            </w:r>
+          </w:p>
+        </w:tc>
+        <w:tc>
+          <w:tcPr>
+            <w:tcW w:w="6426" w:type="dxa"/>
+            <w:shd w:val="clear" w:color="auto" w:fill="EEF2FF"/>
+          </w:tcPr>
+          <w:p>
+            <w:pPr>
+              <w:spacing w:after="60"/>
+              <w:ind w:left="80" w:right="80"/>
+            </w:pPr>
+            <w:r>
+              <w:rPr>
+                <w:sz w:val="20"/>
+              </w:rPr>
+              <w:t>Автоматични напомняния за изтичащ технически преглед (ГТП) — push известие преди изтичане; проверка за глоби по регистрационен номер (КАТ) — автоматична проверка с известие при намерени глоби</w:t>
+            </w:r>
+          </w:p>
+        </w:tc>
+      </w:tr>
+    </w:tbl>
+    <w:p>
+      <w:pPr>
+        <w:spacing w:after="80"/>
+      </w:pPr>
+      <w:r>
+        <w:rPr>
+          <w:sz w:val="12"/>
+          <w:szCs w:val="12"/>
+        </w:rPr>
+        <w:t xml:space="preserve"> </w:t>
+      </w:r>
+    </w:p>
+    <w:p>
+      <w:pPr>
+        <w:spacing w:before="200" w:after="100"/>
+      </w:pPr>
+      <w:r>
+        <w:rPr>
+          <w:b/>
+          <w:sz w:val="24"/>
+          <w:szCs w:val="24"/>
+          <w:color w:val="1F3864"/>
+        </w:rPr>
+        <w:t xml:space="preserve">6б. Обхват на разработката — Фаза 3 (Балкани)</w:t>
+      </w:r>
+    </w:p>
+    <w:tbl>
+      <w:tblPr>
+        <w:tblStyle w:val="TableGrid"/>
+        <w:tblW w:w="9026" w:type="dxa"/>
+        <w:tblBorders>
+          <w:top w:val="single" w:sz="4" w:space="0" w:color="C0C0C0"/>
+          <w:left w:val="single" w:sz="4" w:space="0" w:color="C0C0C0"/>
+          <w:bottom w:val="single" w:sz="4" w:space="0" w:color="C0C0C0"/>
+          <w:right w:val="single" w:sz="4" w:space="0" w:color="C0C0C0"/>
+          <w:insideH w:val="single" w:sz="4" w:space="0" w:color="C0C0C0"/>
+          <w:insideV w:val="single" w:sz="4" w:space="0" w:color="C0C0C0"/>
+        </w:tblBorders>
+        <w:tblLook w:val="04A0"/>
+      </w:tblPr>
+      <w:tblGrid>
+        <w:gridCol w:w="2500"/>
+        <w:gridCol w:w="6526"/>
+      </w:tblGrid>
+      <w:tr>
+        <w:tc>
+          <w:tcPr>
+            <w:tcW w:w="2600" w:type="dxa"/>
+            <w:shd w:val="clear" w:color="auto" w:fill="1F3864"/>
+          </w:tcPr>
+          <w:p>
+            <w:pPr>
+              <w:spacing w:after="60"/>
+              <w:ind w:left="80" w:right="80"/>
+            </w:pPr>
+            <w:r>
+              <w:rPr>
+                <w:b/>
+                <w:sz w:val="20"/>
+                <w:szCs w:val="20"/>
+                <w:color w:val="FFFFFF"/>
+              </w:rPr>
+              <w:t xml:space="preserve">Категория</w:t>
+            </w:r>
+          </w:p>
+        </w:tc>
+        <w:tc>
+          <w:tcPr>
+            <w:tcW w:w="6426" w:type="dxa"/>
+            <w:shd w:val="clear" w:color="auto" w:fill="1F3864"/>
+          </w:tcPr>
+          <w:p>
+            <w:pPr>
+              <w:spacing w:after="60"/>
+              <w:ind w:left="80" w:right="80"/>
+            </w:pPr>
+            <w:r>
+              <w:rPr>
+                <w:b/>
+                <w:sz w:val="20"/>
+                <w:szCs w:val="20"/>
+                <w:color w:val="FFFFFF"/>
+              </w:rPr>
+              <w:t xml:space="preserve">Включени функционалности</w:t>
+            </w:r>
+          </w:p>
+        </w:tc>
+      </w:tr>
+      <w:tr>
+        <w:tc>
+          <w:tcPr>
+            <w:tcW w:w="2600" w:type="dxa"/>
+            <w:shd w:val="clear" w:color="auto" w:fill="FFFFFF"/>
+          </w:tcPr>
+          <w:p>
+            <w:pPr>
+              <w:spacing w:after="60"/>
+              <w:ind w:left="80" w:right="80"/>
+            </w:pPr>
+            <w:r>
+              <w:rPr>
+                <w:sz w:val="20"/>
+                <w:szCs w:val="20"/>
+              </w:rPr>
+              <w:t xml:space="preserve">Разширение към нови пазари</w:t>
+            </w:r>
+          </w:p>
+        </w:tc>
+        <w:tc>
+          <w:tcPr>
+            <w:tcW w:w="6426" w:type="dxa"/>
+            <w:shd w:val="clear" w:color="auto" w:fill="FFFFFF"/>
+          </w:tcPr>
+          <w:p>
+            <w:pPr>
+              <w:spacing w:after="60"/>
+              <w:ind w:left="80" w:right="80"/>
+            </w:pPr>
+            <w:r>
+              <w:rPr>
+                <w:sz w:val="20"/>
+                <w:szCs w:val="20"/>
+              </w:rPr>
+              <w:t xml:space="preserve">Локализация и пускане за Румъния (RO), Северна Македония (MK) и Гърция (GR); интеграции с местни застрахователи за всяка страна; потребителски интерфейс на съответния език (BG, RO, MK, GR, EN); спазване на местните данъчни и регулаторни изисквания</w:t>
+            </w:r>
+          </w:p>
+        </w:tc>
+      </w:tr>
+      <w:tr>
+        <w:tc>
+          <w:tcPr>
+            <w:tcW w:w="2600" w:type="dxa"/>
+            <w:shd w:val="clear" w:color="auto" w:fill="EEF2FF"/>
+          </w:tcPr>
+          <w:p>
+            <w:pPr>
+              <w:spacing w:after="60"/>
+              <w:ind w:left="80" w:right="80"/>
+            </w:pPr>
+            <w:r>
+              <w:rPr>
+                <w:sz w:val="20"/>
+                <w:szCs w:val="20"/>
+              </w:rPr>
+              <w:t xml:space="preserve">Нови застрахователни продукти</w:t>
+            </w:r>
+          </w:p>
+        </w:tc>
+        <w:tc>
+          <w:tcPr>
+            <w:tcW w:w="6426" w:type="dxa"/>
+            <w:shd w:val="clear" w:color="auto" w:fill="EEF2FF"/>
+          </w:tcPr>
+          <w:p>
+            <w:pPr>
+              <w:spacing w:after="60"/>
+              <w:ind w:left="80" w:right="80"/>
+            </w:pPr>
+            <w:r>
+              <w:rPr>
+                <w:sz w:val="20"/>
+                <w:szCs w:val="20"/>
+              </w:rPr>
+              <w:t xml:space="preserve">Каско (пълна и частична автомобилна застраховка); Имущество (Property); Пътническа (Travel); специфични въпросници и оферти за всеки продукт</w:t>
+            </w:r>
+          </w:p>
+        </w:tc>
+      </w:tr>
+      <w:tr>
+        <w:tc>
+          <w:tcPr>
+            <w:tcW w:w="2600" w:type="dxa"/>
+            <w:shd w:val="clear" w:color="auto" w:fill="FFFFFF"/>
+          </w:tcPr>
+          <w:p>
+            <w:pPr>
+              <w:spacing w:after="60"/>
+              <w:ind w:left="80" w:right="80"/>
+            </w:pPr>
+            <w:r>
+              <w:rPr>
+                <w:sz w:val="20"/>
+                <w:szCs w:val="20"/>
+              </w:rPr>
+              <w:t xml:space="preserve">Портал за защита на личните данни (GDPR)</w:t>
+            </w:r>
+          </w:p>
+        </w:tc>
+        <w:tc>
+          <w:tcPr>
+            <w:tcW w:w="6426" w:type="dxa"/>
+            <w:shd w:val="clear" w:color="auto" w:fill="FFFFFF"/>
+          </w:tcPr>
+          <w:p>
+            <w:pPr>
+              <w:spacing w:after="60"/>
+              <w:ind w:left="80" w:right="80"/>
+            </w:pPr>
+            <w:r>
+              <w:rPr>
+                <w:sz w:val="20"/>
+                <w:szCs w:val="20"/>
+              </w:rPr>
+              <w:t xml:space="preserve">Крайният клиент може да изтегли всичките си лични данни (право на достъп по GDPR); брокерът може да поиска прекратяване на договора с пълен GDPR-съвместим архив — издадените полици остават валидни до изтичането им; меко изтриване на данни (скриват се и се унищожават физически след настроен период)</w:t>
+            </w:r>
+          </w:p>
+        </w:tc>
+      </w:tr>
+      <w:tr>
+        <w:tc>
+          <w:tcPr>
+            <w:tcW w:w="2600" w:type="dxa"/>
+            <w:shd w:val="clear" w:color="auto" w:fill="EEF2FF"/>
+          </w:tcPr>
+          <w:p>
+            <w:pPr>
+              <w:spacing w:after="60"/>
+              <w:ind w:left="80" w:right="80"/>
+            </w:pPr>
+            <w:r>
+              <w:rPr>
+                <w:sz w:val="20"/>
+                <w:szCs w:val="20"/>
+              </w:rPr>
+              <w:t xml:space="preserve">Сигурност и съответствие</w:t>
+            </w:r>
+          </w:p>
+        </w:tc>
+        <w:tc>
+          <w:tcPr>
+            <w:tcW w:w="6426" w:type="dxa"/>
+            <w:shd w:val="clear" w:color="auto" w:fill="EEF2FF"/>
+          </w:tcPr>
+          <w:p>
+            <w:pPr>
+              <w:spacing w:after="60"/>
+              <w:ind w:left="80" w:right="80"/>
+            </w:pPr>
+            <w:r>
+              <w:rPr>
+                <w:sz w:val="20"/>
+                <w:szCs w:val="20"/>
+              </w:rPr>
+              <w:t xml:space="preserve">Криптиране на всички лични данни в базата данни (AES-256 — военен клас) и при пренос (TLS 1.3 — защитен протокол); пълен одитен журнал за всяка промяна в системата (100% покритие) — готов за КФН проверки</w:t>
+            </w:r>
+          </w:p>
+        </w:tc>
+      </w:tr>
+    </w:tbl>
+    <w:p>
+      <w:pPr>
+        <w:spacing w:after="80"/>
+      </w:pPr>
+      <w:r>
+        <w:rPr>
+          <w:sz w:val="12"/>
+          <w:szCs w:val="12"/>
+        </w:rPr>
+        <w:t xml:space="preserve"> </w:t>
+      </w:r>
+    </w:p>
     <w:p>
       <w:pPr>
         <w:spacing w:after="20"/>
@@ -4343,13 +5649,14 @@
             <w:pPr>
               <w:jc w:val="left"/>
             </w:pPr>
-            <w:r/>
+            <w:r>
+              <w:t>Twilio (SMS услуга) + AWS SES (имейл услуга) + OCR (разпознаване на текст от снимки)</w:t>
+            </w:r>
             <w:r>
               <w:rPr>
                 <w:b w:val="0"/>
                 <w:sz w:val="18"/>
               </w:rPr>
-              <w:t>Twilio SMS + SES + OCR</w:t>
             </w:r>
           </w:p>
         </w:tc>
